--- a/Space_News_15_07_2026.docx
+++ b/Space_News_15_07_2026.docx
@@ -471,7 +471,7 @@
           <w:b/>
           <w:sz w:val="26"/>
         </w:rPr>
-        <w:t>5. ISRO के बाद अब Indian Space Startups की बड़ी उड़ान, Bengaluru से बन रहे Smart Satellites - Prabhat Khabar</w:t>
+        <w:t>5. NASA Invites Media to Serbia Artemis Accords Signing Ceremony</w:t>
       </w:r>
     </w:p>
     <w:p>
@@ -497,97 +497,8 @@
       <w:r>
         <w:drawing>
           <wp:inline xmlns:a="http://schemas.openxmlformats.org/drawingml/2006/main" xmlns:pic="http://schemas.openxmlformats.org/drawingml/2006/picture">
-            <wp:extent cx="4389120" cy="4389120"/>
+            <wp:extent cx="4389120" cy="2926080"/>
             <wp:docPr id="6" name="Picture 6"/>
-            <wp:cNvGraphicFramePr>
-              <a:graphicFrameLocks noChangeAspect="1"/>
-            </wp:cNvGraphicFramePr>
-            <a:graphic>
-              <a:graphicData uri="http://schemas.openxmlformats.org/drawingml/2006/picture">
-                <pic:pic>
-                  <pic:nvPicPr>
-                    <pic:cNvPr id="0" name="image.gif"/>
-                    <pic:cNvPicPr/>
-                  </pic:nvPicPr>
-                  <pic:blipFill>
-                    <a:blip r:embed="rId20"/>
-                    <a:stretch>
-                      <a:fillRect/>
-                    </a:stretch>
-                  </pic:blipFill>
-                  <pic:spPr>
-                    <a:xfrm>
-                      <a:off x="0" y="0"/>
-                      <a:ext cx="4389120" cy="4389120"/>
-                    </a:xfrm>
-                    <a:prstGeom prst="rect"/>
-                  </pic:spPr>
-                </pic:pic>
-              </a:graphicData>
-            </a:graphic>
-          </wp:inline>
-        </w:drawing>
-      </w:r>
-    </w:p>
-    <w:p>
-      <w:pPr>
-        <w:spacing w:after="120" w:line="276" w:lineRule="auto"/>
-        <w:jc w:val="both"/>
-      </w:pPr>
-      <w:r>
-        <w:rPr>
-          <w:rFonts w:ascii="Times New Roman" w:hAnsi="Times New Roman"/>
-          <w:sz w:val="24"/>
-        </w:rPr>
-        <w:t>ISRO के बाद अब Indian Space Startups की बड़ी उड़ान, Bengaluru से बन रहे Smart Satellites Prabhat Khabar</w:t>
-      </w:r>
-    </w:p>
-    <w:p>
-      <w:pPr>
-        <w:pBdr>
-          <w:bottom w:val="single" w:sz="6" w:space="6" w:color="A6A6A6"/>
-        </w:pBdr>
-      </w:pPr>
-    </w:p>
-    <w:p/>
-    <w:p>
-      <w:pPr>
-        <w:spacing w:after="60"/>
-      </w:pPr>
-      <w:r>
-        <w:rPr>
-          <w:rFonts w:ascii="Times New Roman" w:hAnsi="Times New Roman"/>
-          <w:b/>
-          <w:sz w:val="26"/>
-        </w:rPr>
-        <w:t>6. NASA Invites Media to Serbia Artemis Accords Signing Ceremony</w:t>
-      </w:r>
-    </w:p>
-    <w:p>
-      <w:pPr>
-        <w:spacing w:after="80"/>
-        <w:jc w:val="left"/>
-      </w:pPr>
-      <w:hyperlink r:id="rId21">
-        <w:r>
-          <w:rPr>
-            <w:color w:val="0000FF"/>
-            <w:u w:val="single"/>
-          </w:rPr>
-          <w:t>Read more</w:t>
-        </w:r>
-      </w:hyperlink>
-    </w:p>
-    <w:p>
-      <w:pPr>
-        <w:spacing w:after="120"/>
-        <w:jc w:val="center"/>
-      </w:pPr>
-      <w:r>
-        <w:drawing>
-          <wp:inline xmlns:a="http://schemas.openxmlformats.org/drawingml/2006/main" xmlns:pic="http://schemas.openxmlformats.org/drawingml/2006/picture">
-            <wp:extent cx="4389120" cy="2926080"/>
-            <wp:docPr id="7" name="Picture 7"/>
             <wp:cNvGraphicFramePr>
               <a:graphicFrameLocks noChangeAspect="1"/>
             </wp:cNvGraphicFramePr>
@@ -599,7 +510,7 @@
                     <pic:cNvPicPr/>
                   </pic:nvPicPr>
                   <pic:blipFill>
-                    <a:blip r:embed="rId22"/>
+                    <a:blip r:embed="rId20"/>
                     <a:stretch>
                       <a:fillRect/>
                     </a:stretch>
@@ -649,7 +560,7 @@
           <w:b/>
           <w:sz w:val="26"/>
         </w:rPr>
-        <w:t>7. NASA Astronaut Anil Menon, Crewmates Arrive at Space Station</w:t>
+        <w:t>6. NASA Jets Turn Red, White, and Blue</w:t>
       </w:r>
     </w:p>
     <w:p>
@@ -657,185 +568,7 @@
         <w:spacing w:after="80"/>
         <w:jc w:val="left"/>
       </w:pPr>
-      <w:hyperlink r:id="rId23">
-        <w:r>
-          <w:rPr>
-            <w:color w:val="0000FF"/>
-            <w:u w:val="single"/>
-          </w:rPr>
-          <w:t>Read more</w:t>
-        </w:r>
-      </w:hyperlink>
-    </w:p>
-    <w:p>
-      <w:pPr>
-        <w:spacing w:after="120"/>
-        <w:jc w:val="center"/>
-      </w:pPr>
-      <w:r>
-        <w:drawing>
-          <wp:inline xmlns:a="http://schemas.openxmlformats.org/drawingml/2006/main" xmlns:pic="http://schemas.openxmlformats.org/drawingml/2006/picture">
-            <wp:extent cx="4389120" cy="2926080"/>
-            <wp:docPr id="8" name="Picture 8"/>
-            <wp:cNvGraphicFramePr>
-              <a:graphicFrameLocks noChangeAspect="1"/>
-            </wp:cNvGraphicFramePr>
-            <a:graphic>
-              <a:graphicData uri="http://schemas.openxmlformats.org/drawingml/2006/picture">
-                <pic:pic>
-                  <pic:nvPicPr>
-                    <pic:cNvPr id="0" name="image.jpg"/>
-                    <pic:cNvPicPr/>
-                  </pic:nvPicPr>
-                  <pic:blipFill>
-                    <a:blip r:embed="rId22"/>
-                    <a:stretch>
-                      <a:fillRect/>
-                    </a:stretch>
-                  </pic:blipFill>
-                  <pic:spPr>
-                    <a:xfrm>
-                      <a:off x="0" y="0"/>
-                      <a:ext cx="4389120" cy="2926080"/>
-                    </a:xfrm>
-                    <a:prstGeom prst="rect"/>
-                  </pic:spPr>
-                </pic:pic>
-              </a:graphicData>
-            </a:graphic>
-          </wp:inline>
-        </w:drawing>
-      </w:r>
-    </w:p>
-    <w:p>
-      <w:pPr>
-        <w:spacing w:after="120" w:line="276" w:lineRule="auto"/>
-        <w:jc w:val="both"/>
-      </w:pPr>
-      <w:r>
-        <w:rPr>
-          <w:rFonts w:ascii="Times New Roman" w:hAnsi="Times New Roman"/>
-          <w:sz w:val="24"/>
-        </w:rPr>
-        <w:t>The Soyuz rocket launches to the International Space Station with NASA astronaut Anil Menon and Roscosmos cosmonauts Pyotr Dubrov and Anna Kikina onboard, Tuesday, July 14, 2026, at the Baikonur Cosmodrome in Kazakhstan. Credit: NASA/Bill Ingalls NASA astronaut Anil Menon, along with Roscosmos cosmonauts Pyotr Dubrov and Anna Kikina, arrived safely at the International Space Station Tuesday, bringing the orbiting laboratory's crew to 10 for about the next two weeks. The trio launched aboard the Soyuz MS-29 spacecraft at 10:47 a.m. EDT (7:47 p.m. local time) from the Baikonur Cosmodrome in Kazakhstan. After a three-hour, two-orbit journey, the spacecraft docked at 1:52 p.m. with the station's Prichal module. Following hatch opening, expected about 4 p.m., the new arrivals will be welcomed by the space station Expedition 74 crew: NASA astronauts Jessica Meir, Jack Hathaway, and Chris Williams; ESA (European Space Agency) astronaut Sophie Adenot; and Roscosmos cosmonauts Sergey Kud-Sverchkov, Sergei Mikaev, and Andrey Fedyaev. NASA's live coverage of hatch opening begins at 3:30 p.m. on NASA+, Amazon Prime, and YouTube. Learn how to watch NASA content through a variety of online platforms, including social media. During his stay aboard the station, Menon will conduct scientific research and technology demonstrations aimed at advancing human space exploration and benefiting life on Earth. He will continue research to refine in-space production of semiconductor crystals to enable the large-scale manufacturing of components needed for high-performance computers, artificial intelligence, and improved medical devices. Menon also will perform ultrasound using augmented reality and artificial intelligence methods that could eliminate the need for medical support from Earth on future space missions. He will be a test subject helping researchers understand how blood flow is affected in space to protect future astronauts. He also will test bioprinting vascular constructs in microgravity to improve understanding of the aging process to advance therapeutic developments. Expedition 75 is scheduled to begin on Sunday, July 26, following the departure of Williams, Kud-Sverchkov, and Mikaev, as they conclude an eight-month science mission aboard the orbital outpost. Watch the change of command ceremony at 9:40 a.m. on Saturday, July 25, as station command transfers from Kud-Sverchkov to Meir, live on NASA+. Learn more about International Space Station, crews, research, and operations at: https://www.nasa.gov/station -end- Joshua Finch / Jimi Russell Headquarters, Washington 202-358-1100 joshua.a.finch@nasa.gov / james.j.russell@nasa.gov Sandra Jones Johnson Space Center, Houston 281-483-5111 sandra.p.jones@nasa.gov</w:t>
-      </w:r>
-    </w:p>
-    <w:p>
-      <w:pPr>
-        <w:pBdr>
-          <w:bottom w:val="single" w:sz="6" w:space="6" w:color="A6A6A6"/>
-        </w:pBdr>
-      </w:pPr>
-    </w:p>
-    <w:p/>
-    <w:p>
-      <w:pPr>
-        <w:spacing w:after="60"/>
-      </w:pPr>
-      <w:r>
-        <w:rPr>
-          <w:rFonts w:ascii="Times New Roman" w:hAnsi="Times New Roman"/>
-          <w:b/>
-          <w:sz w:val="26"/>
-        </w:rPr>
-        <w:t>8. Hubble Sees Crimson Cloud and Stars</w:t>
-      </w:r>
-    </w:p>
-    <w:p>
-      <w:pPr>
-        <w:spacing w:after="80"/>
-        <w:jc w:val="left"/>
-      </w:pPr>
-      <w:hyperlink r:id="rId24">
-        <w:r>
-          <w:rPr>
-            <w:color w:val="0000FF"/>
-            <w:u w:val="single"/>
-          </w:rPr>
-          <w:t>Read more</w:t>
-        </w:r>
-      </w:hyperlink>
-    </w:p>
-    <w:p>
-      <w:pPr>
-        <w:spacing w:after="120"/>
-        <w:jc w:val="center"/>
-      </w:pPr>
-      <w:r>
-        <w:drawing>
-          <wp:inline xmlns:a="http://schemas.openxmlformats.org/drawingml/2006/main" xmlns:pic="http://schemas.openxmlformats.org/drawingml/2006/picture">
-            <wp:extent cx="4389120" cy="2926080"/>
-            <wp:docPr id="9" name="Picture 9"/>
-            <wp:cNvGraphicFramePr>
-              <a:graphicFrameLocks noChangeAspect="1"/>
-            </wp:cNvGraphicFramePr>
-            <a:graphic>
-              <a:graphicData uri="http://schemas.openxmlformats.org/drawingml/2006/picture">
-                <pic:pic>
-                  <pic:nvPicPr>
-                    <pic:cNvPr id="0" name="image.jpg"/>
-                    <pic:cNvPicPr/>
-                  </pic:nvPicPr>
-                  <pic:blipFill>
-                    <a:blip r:embed="rId22"/>
-                    <a:stretch>
-                      <a:fillRect/>
-                    </a:stretch>
-                  </pic:blipFill>
-                  <pic:spPr>
-                    <a:xfrm>
-                      <a:off x="0" y="0"/>
-                      <a:ext cx="4389120" cy="2926080"/>
-                    </a:xfrm>
-                    <a:prstGeom prst="rect"/>
-                  </pic:spPr>
-                </pic:pic>
-              </a:graphicData>
-            </a:graphic>
-          </wp:inline>
-        </w:drawing>
-      </w:r>
-    </w:p>
-    <w:p>
-      <w:pPr>
-        <w:spacing w:after="120" w:line="276" w:lineRule="auto"/>
-        <w:jc w:val="both"/>
-      </w:pPr>
-      <w:r>
-        <w:rPr>
-          <w:rFonts w:ascii="Times New Roman" w:hAnsi="Times New Roman"/>
-          <w:sz w:val="24"/>
-        </w:rPr>
-        <w:t>A glowing landscape of gas and dust is heated and illuminated by a thriving population of young stars in the LH 95 region of the Large Magellanic Cloud. NASA, ESA, and N. Da Rio (The University of Virginia), G. De Marchi (European Space Agency - ESTEC), and D. Gouliermis (Universitat Heidelberg); Processing: Gladys Kober (NASA/Catholic University of America)</w:t>
-      </w:r>
-    </w:p>
-    <w:p>
-      <w:pPr>
-        <w:pBdr>
-          <w:bottom w:val="single" w:sz="6" w:space="6" w:color="A6A6A6"/>
-        </w:pBdr>
-      </w:pPr>
-    </w:p>
-    <w:p/>
-    <w:p>
-      <w:pPr>
-        <w:spacing w:after="60"/>
-      </w:pPr>
-      <w:r>
-        <w:rPr>
-          <w:rFonts w:ascii="Times New Roman" w:hAnsi="Times New Roman"/>
-          <w:b/>
-          <w:sz w:val="26"/>
-        </w:rPr>
-        <w:t>9. NASA Jets Turn Red, White, and Blue</w:t>
-      </w:r>
-    </w:p>
-    <w:p>
-      <w:pPr>
-        <w:spacing w:after="80"/>
-        <w:jc w:val="left"/>
-      </w:pPr>
-      <w:hyperlink r:id="rId25">
+      <w:hyperlink r:id="rId21">
         <w:r>
           <w:rPr>
             <w:color w:val="0000FF"/>
@@ -854,7 +587,7 @@
         <w:drawing>
           <wp:inline xmlns:a="http://schemas.openxmlformats.org/drawingml/2006/main" xmlns:pic="http://schemas.openxmlformats.org/drawingml/2006/picture">
             <wp:extent cx="4389120" cy="2927605"/>
-            <wp:docPr id="10" name="Picture 10"/>
+            <wp:docPr id="7" name="Picture 7"/>
             <wp:cNvGraphicFramePr>
               <a:graphicFrameLocks noChangeAspect="1"/>
             </wp:cNvGraphicFramePr>
@@ -866,7 +599,7 @@
                     <pic:cNvPicPr/>
                   </pic:nvPicPr>
                   <pic:blipFill>
-                    <a:blip r:embed="rId26"/>
+                    <a:blip r:embed="rId22"/>
                     <a:stretch>
                       <a:fillRect/>
                     </a:stretch>
@@ -916,7 +649,7 @@
           <w:b/>
           <w:sz w:val="26"/>
         </w:rPr>
-        <w:t>10. NASA's Roman Telescope Will Spot Distant Black Holes That Shred Stars</w:t>
+        <w:t>7. NASA's Roman Telescope Will Spot Distant Black Holes That Shred Stars</w:t>
       </w:r>
     </w:p>
     <w:p>
@@ -924,7 +657,7 @@
         <w:spacing w:after="80"/>
         <w:jc w:val="left"/>
       </w:pPr>
-      <w:hyperlink r:id="rId27">
+      <w:hyperlink r:id="rId23">
         <w:r>
           <w:rPr>
             <w:color w:val="0000FF"/>
@@ -943,7 +676,7 @@
         <w:drawing>
           <wp:inline xmlns:a="http://schemas.openxmlformats.org/drawingml/2006/main" xmlns:pic="http://schemas.openxmlformats.org/drawingml/2006/picture">
             <wp:extent cx="4389120" cy="2926080"/>
-            <wp:docPr id="11" name="Picture 11"/>
+            <wp:docPr id="8" name="Picture 8"/>
             <wp:cNvGraphicFramePr>
               <a:graphicFrameLocks noChangeAspect="1"/>
             </wp:cNvGraphicFramePr>
@@ -955,7 +688,7 @@
                     <pic:cNvPicPr/>
                   </pic:nvPicPr>
                   <pic:blipFill>
-                    <a:blip r:embed="rId22"/>
+                    <a:blip r:embed="rId20"/>
                     <a:stretch>
                       <a:fillRect/>
                     </a:stretch>
@@ -1005,7 +738,7 @@
           <w:b/>
           <w:sz w:val="26"/>
         </w:rPr>
-        <w:t>11. SpaceX launches flight-proven rocket for 600th time, sending Starlink satellites to orbit</w:t>
+        <w:t>8. SpaceX launches flight-proven rocket for 600th time, sending Starlink satellites to orbit</w:t>
       </w:r>
     </w:p>
     <w:p>
@@ -1013,7 +746,7 @@
         <w:spacing w:after="80"/>
         <w:jc w:val="left"/>
       </w:pPr>
-      <w:hyperlink r:id="rId28">
+      <w:hyperlink r:id="rId24">
         <w:r>
           <w:rPr>
             <w:color w:val="0000FF"/>
@@ -1032,7 +765,7 @@
         <w:drawing>
           <wp:inline xmlns:a="http://schemas.openxmlformats.org/drawingml/2006/main" xmlns:pic="http://schemas.openxmlformats.org/drawingml/2006/picture">
             <wp:extent cx="4389120" cy="2468880"/>
-            <wp:docPr id="12" name="Picture 12"/>
+            <wp:docPr id="9" name="Picture 9"/>
             <wp:cNvGraphicFramePr>
               <a:graphicFrameLocks noChangeAspect="1"/>
             </wp:cNvGraphicFramePr>
@@ -1044,7 +777,7 @@
                     <pic:cNvPicPr/>
                   </pic:nvPicPr>
                   <pic:blipFill>
-                    <a:blip r:embed="rId29"/>
+                    <a:blip r:embed="rId25"/>
                     <a:stretch>
                       <a:fillRect/>
                     </a:stretch>
@@ -1073,7 +806,7 @@
           <w:rFonts w:ascii="Times New Roman" w:hAnsi="Times New Roman"/>
           <w:sz w:val="24"/>
         </w:rPr>
-        <w:t>Click for next article A time-lapse photo of SpaceX Falcon 9 rocket lifting off from Cape Canaveral Space Force Station in Florida on July 14, 2026. It was the 600th reuse of a flight-proven Falcon 9 rocket stage. SpaceX reached a milestone with its latest Starlink launch, sending the satellites into orbit on its 600th flight of a flight-proven booster. The sexacentennial launch came on the second of two Falcon 9 missions that lifted off less than eight hours apart overnight from Monday to Tuesday (July 13 to July 14). The first flight, with Starlink batch 15-14 , launched at 9:28 p.m. EDT (0128 GMT or 6:28 p.m. PDT local time) from Space Launch Complex 4 East at Vandenberg Space Force Base in California. The second flight, with Starlink group 10-45 , followed at 5:10 a.m. EDT (0910 GMT) from Space Launch Complex 40 at Cape Canaveral Space Force Station in Florida. A SpaceX Falcon 9 rocket carrying Starlink satellites launches from Vandenberg Space Force Base in California on July 13, 2026. (Image credit: SpaceX) Both launches successfully deployed their payloads - 27 and 29 Starlink satellites, respectively - into their intended orbits, as confirmed by SpaceX . Previous Booster B0193 missions SDA-T1TL-B | SDA-T1TL-C | Transporter-16 | 11 Starlink missions Both flights also successfully recovered their Falcon 9 first stage boosters. B1093, launched from Florida, completed its 15th flight. B1080, launched from California, achieved its 28th mission. The record for a single Falcon 9 first stage's re-flight stands at 36 launches . The addition of 56 more Starlink satellites to SpaceX's megaconstellation brought the total active number of broadband internet relay units to 10,839, according to tracker Jonathan McDowell . In addition to Tuesday's launch being the 600th launch of a flight-proven Falcon 9 stage, SpaceX now stands at 83 Falcon 9 missions this year to date.</w:t>
+        <w:t>Click for next article SpaceX reached a milestone with its latest Starlink launch, sending the satellites into orbit on its 600th flight of a flight-proven booster. The sexacentennial launch came on the second of two Falcon 9 missions that lifted off less than eight hours apart overnight from Monday to Tuesday (July 13 to July 14). The first flight, with Starlink batch 15-14 , launched at 9:28 p.m. EDT (0128 GMT or 6:28 p.m. PDT local time) from Space Launch Complex 4 East at Vandenberg Space Force Base in California. The second flight, with Starlink group 10-45 , followed at 5:10 a.m. EDT (0910 GMT) from Space Launch Complex 40 at Cape Canaveral Space Force Station in Florida. A SpaceX Falcon 9 rocket carrying Starlink satellites launches from Vandenberg Space Force Base in California on July 13, 2026. (Image credit: SpaceX) Both launches successfully deployed their payloads - 27 and 29 Starlink satellites, respectively - into their intended orbits, as confirmed by SpaceX . Previous Booster B0193 missions SDA-T1TL-B | SDA-T1TL-C | Transporter-16 | 11 Starlink missions Both flights also successfully recovered their Falcon 9 first stage boosters. B1093, launched from Florida, completed its 15th flight. B1080, launched from California, achieved its 28th mission. The record for a single Falcon 9 first stage's re-flight stands at 36 launches . The addition of 56 more Starlink satellites to SpaceX's megaconstellation brought the total active number of broadband internet relay units to 10,839, according to tracker Jonathan McDowell . In addition to Tuesday's launch being the 600th launch of a flight-proven Falcon 9 stage, SpaceX now stands at 83 Falcon 9 missions this year to date.</w:t>
       </w:r>
     </w:p>
     <w:p>
@@ -1094,7 +827,7 @@
           <w:b/>
           <w:sz w:val="26"/>
         </w:rPr>
-        <w:t>12. 'Once Upon a Time in Space': How to watch PBS's out-of-this-world astronaut documentary</w:t>
+        <w:t>9. 'Once Upon a Time in Space': How to watch PBS's out-of-this-world astronaut documentary</w:t>
       </w:r>
     </w:p>
     <w:p>
@@ -1102,7 +835,7 @@
         <w:spacing w:after="80"/>
         <w:jc w:val="left"/>
       </w:pPr>
-      <w:hyperlink r:id="rId30">
+      <w:hyperlink r:id="rId26">
         <w:r>
           <w:rPr>
             <w:color w:val="0000FF"/>
@@ -1121,7 +854,7 @@
         <w:drawing>
           <wp:inline xmlns:a="http://schemas.openxmlformats.org/drawingml/2006/main" xmlns:pic="http://schemas.openxmlformats.org/drawingml/2006/picture">
             <wp:extent cx="4389120" cy="2468880"/>
-            <wp:docPr id="13" name="Picture 13"/>
+            <wp:docPr id="10" name="Picture 10"/>
             <wp:cNvGraphicFramePr>
               <a:graphicFrameLocks noChangeAspect="1"/>
             </wp:cNvGraphicFramePr>
@@ -1133,7 +866,7 @@
                     <pic:cNvPicPr/>
                   </pic:nvPicPr>
                   <pic:blipFill>
-                    <a:blip r:embed="rId31"/>
+                    <a:blip r:embed="rId27"/>
                     <a:stretch>
                       <a:fillRect/>
                     </a:stretch>
@@ -1183,7 +916,7 @@
           <w:b/>
           <w:sz w:val="26"/>
         </w:rPr>
-        <w:t>13. Photo: Hubble sees crimson cloud and stars</w:t>
+        <w:t>10. Photo: Hubble sees crimson cloud and stars</w:t>
       </w:r>
     </w:p>
     <w:p>
@@ -1191,7 +924,7 @@
         <w:spacing w:after="80"/>
         <w:jc w:val="left"/>
       </w:pPr>
-      <w:hyperlink r:id="rId32">
+      <w:hyperlink r:id="rId28">
         <w:r>
           <w:rPr>
             <w:color w:val="0000FF"/>
@@ -1210,7 +943,7 @@
         <w:drawing>
           <wp:inline xmlns:a="http://schemas.openxmlformats.org/drawingml/2006/main" xmlns:pic="http://schemas.openxmlformats.org/drawingml/2006/picture">
             <wp:extent cx="4389120" cy="4389120"/>
-            <wp:docPr id="14" name="Picture 14"/>
+            <wp:docPr id="11" name="Picture 11"/>
             <wp:cNvGraphicFramePr>
               <a:graphicFrameLocks noChangeAspect="1"/>
             </wp:cNvGraphicFramePr>
@@ -1222,7 +955,7 @@
                     <pic:cNvPicPr/>
                   </pic:nvPicPr>
                   <pic:blipFill>
-                    <a:blip r:embed="rId33"/>
+                    <a:blip r:embed="rId29"/>
                     <a:stretch>
                       <a:fillRect/>
                     </a:stretch>

--- a/Space_News_15_07_2026.docx
+++ b/Space_News_15_07_2026.docx
@@ -204,7 +204,7 @@
           <w:b/>
           <w:sz w:val="26"/>
         </w:rPr>
-        <w:t>2. BioTecNika Times-14-07-2026: Exclusive ISRO &amp; ICMR Life Science Internships, ACTREC Govt Jobs, Roche Freshers Hiring, Master AI for Vaccine &amp; More - BioTecNika</w:t>
+        <w:t>2. ISRO successfully carries out tests of Gaganyaan crew module systems - Manorama Yearbook</w:t>
       </w:r>
     </w:p>
     <w:p>
@@ -230,97 +230,8 @@
       <w:r>
         <w:drawing>
           <wp:inline xmlns:a="http://schemas.openxmlformats.org/drawingml/2006/main" xmlns:pic="http://schemas.openxmlformats.org/drawingml/2006/picture">
-            <wp:extent cx="4389120" cy="678730"/>
+            <wp:extent cx="4389120" cy="2194560"/>
             <wp:docPr id="3" name="Picture 3"/>
-            <wp:cNvGraphicFramePr>
-              <a:graphicFrameLocks noChangeAspect="1"/>
-            </wp:cNvGraphicFramePr>
-            <a:graphic>
-              <a:graphicData uri="http://schemas.openxmlformats.org/drawingml/2006/picture">
-                <pic:pic>
-                  <pic:nvPicPr>
-                    <pic:cNvPr id="0" name="image.png"/>
-                    <pic:cNvPicPr/>
-                  </pic:nvPicPr>
-                  <pic:blipFill>
-                    <a:blip r:embed="rId14"/>
-                    <a:stretch>
-                      <a:fillRect/>
-                    </a:stretch>
-                  </pic:blipFill>
-                  <pic:spPr>
-                    <a:xfrm>
-                      <a:off x="0" y="0"/>
-                      <a:ext cx="4389120" cy="678730"/>
-                    </a:xfrm>
-                    <a:prstGeom prst="rect"/>
-                  </pic:spPr>
-                </pic:pic>
-              </a:graphicData>
-            </a:graphic>
-          </wp:inline>
-        </w:drawing>
-      </w:r>
-    </w:p>
-    <w:p>
-      <w:pPr>
-        <w:spacing w:after="120" w:line="276" w:lineRule="auto"/>
-        <w:jc w:val="both"/>
-      </w:pPr>
-      <w:r>
-        <w:rPr>
-          <w:rFonts w:ascii="Times New Roman" w:hAnsi="Times New Roman"/>
-          <w:sz w:val="24"/>
-        </w:rPr>
-        <w:t>Special Highlight for the day Story 1 | 14 Jul 2026 | Biotech Internships &amp; Projects Life Sciences External Student Internship at ISRO-IIRS | Apply Now Student Internship at ISRO-IIRS | Careers in Life Sciences Dreaming of working with ISRO and exploring cutting-edge research? The IIRS External Student Internship program offers a unique chance for students to gain practical exposure in advanced scientific fields. Through this. Open the special highlight Story 2 | 14 Jul 2026 | Biotech Internships &amp; Projects Life Science Research Internship at ICMR-NIRT | TB Research &amp; Dissertation Programme - Apply Now Life Science Research Internship at ICMR-NIRT Looking to gain hands-on research experience at one of India's premier biomedical research institutes? The Life Science Research Internship at ICMR-NIRT offers an exceptional opportunity for students to work on cutting-edge projects. Read the full post Featured update Don't Get Left Behind: Build AI Agents for Drug Discovery Before the Industry Moves Ahead | FREE LIVE Webinar - REGISTER NOW Discover how Agentic AI is transforming drug discovery and biotech careers. Join this FREE LIVE webinar to explore future-ready AI skills and emerging opportunities in life sciences. Open link Story 3 | 14 Jul 2026 | Biochemistry Jobs Govt Life Sciences Jobs at ACTREC | Walk-In for Entry-Level Roles Govt Life Sciences Jobs | ACTREC Recruitment | Entry-Level Roles ACTREC Recruitment brings an excellent opportunity under Govt Life Sciences Jobs for the position of Scientific Officer (Transplant Immunology &amp; Immunogenetics Lab). If you are looking to build a strong Career in. Read the full post Story 4 | 14 Jul 2026 | B.E. Roche Careers - Freshers Biotech Jobs | Apply Now Freshers Biotech Jobs at Roche Careers | Associate Jobs Are you looking for Freshers Biotech Jobs at a leading global healthcare company? Roche Careers is inviting applications for the Associate Jobs role in Chennai. This is an excellent opportunity for fresh graduates and. Read the full post Featured update Master AI for Vaccine Design in Just 1 Day | Early Bird Ends Soon - Register Now Discover how AI is transforming modern vaccine development from immunology fundamentals to hands-on AI tools. Join this LIVE national workshop, secure the early bird price before it ends, and earn your participation certificate. Open link Story 5 | 14 Jul 2026 | Featured Life Science Remote Jobs at Parexel | Careers in Biotech Life Science Remote Jobs at Parexel Careers - Health Economics Associate Looking for Life Science Remote Jobs? Parexel Careers is hiring for the position of Health Economics Associate in India (Remote). This opportunity is ideal for candidates with a Master's degree or. Read the full post Story 6 | 14 Jul 2026 | B.Tech Freshers Recruitment at Sids Farm | Apply Now for Food Tech Jobs Food Tech Jobs for Freshers | Sids Farm Hiring | Apply Now Searching for exciting Food Tech Jobs in the dairy and food manufacturing industry? Sids Farm Recruitment has opened applications for the position of Production Executive at its Tumkur facility. As one of India's. Read the full post Story 7 | 14 Jul 2026 | Jobs Pharmacovigilance Jobs at TCS | Life Sciences Candidates Attend the Walk-In Pharmacovigilance Jobs at TCS | Life Sciences | Walk-In Looking for exciting Pharmacovigilance Jobs with one of India's leading multinational companies? TCS Career opportunities are now open for experienced professionals through a walk-in drive for Pharmacovigilance roles in. Read the full post Featured update Get Biotech Jobs First - Join BioTecNika's FREE WhatsApp Group BioTecNika provides updates on a daily, hourly, and minute-by-minute basis. Some jobs and opportunities expire within days. We don't want you to miss out waiting for the next newsletter, so subscribe to BioTecNika's free WhatsApp group to get jobs and updates faster than ever, and that too for free. Open link Story 8 | 14 Jul 2026 | B.Sc Upto ₹67,200/month IIT Biotechnology Jobs 2026 - Scientist Vacancies | Walk-In Interview Biotechnology Jobs at IIT | Candidates Apply Now Are you looking for Biotechnology Jobs at a prestigious IIT? IIT Guwahati has announced IIT Careers for Project Technician and Project Scientist Jobs under a cutting-edge research project focused on developing a potential. Read the full post Featured update Chanakya School of Biosciences Admissions Open For B.Tech Biotechnology &amp; Bioengineering | Apply Now Build your Future with Chanakya University - B.Tech Biotechnology &amp; Bioengineering Admissions Open. Open link Story 9 | 14 Jul 2026 | Jobs Junior Research Fellow Recruitment at National Institute of Immunology (NII) | Apply Now Junior Research Fellow at NII The National Institute of Immunology (NII) invites applications for the position of Junior Research Fellow (Project) under a DBT-funded research project. This Junior Research Fellow opportunity is ideal for candidates with an M.Sc in Life Sciences. Read the full post Story 10 | 14 Jul 2026 | Agriculture Jobs Rs. 70,000/- Per Month Govt Research Jobs at AIIMS | Online Applications Govt Research Jobs at AIIMS | Earn Rs. 70,000/- Per Month Looking for high-paying Govt Research Jobs at one of India's premier medical institutions? AIIMS Recruitment 2026 has announced an excellent opportunity for the position of Senior Project Associate under an ANRF-funded. Read the full post Story 11 | 14 Jul 2026 | Biochemistry Jobs ICAR-IARI Young Professional Job | Earn Upto ₹42,000 Salary | Apply Now Young Professional Jobs at ICAR-Indian Agricultural Research Institute Looking for a government-funded research opportunity in plant biotechnology? The Young Professional Job under the ICAR-Indian Agricultural Research Institute Recruitment offers an excellent opportunity for. Read the full post Story 12 | 14 Jul 2026 | B.Sc Lonza Careers 2026: Life Sciences &amp; QA Jobs Life Sciences Jobs at Lonza | Candidates Apply Now Are you looking for Life Sciences Jobs or QA Jobs with a leading global pharmaceutical company? Lonza Careers has announced an excellent opportunity for the position of Quality Associate - GMP &amp; DI Compliance in Rewari,. Read the full post Story 13 | 14 Jul 2026 | B.Sc Life Sciences Jobs at Fortrea | Apply Online for Roles in Bengaluru Life Sciences Jobs at Fortrea in Bengaluru | Apply Online Looking for exciting Life Sciences Jobs with a leading global CRO? Fortrea is hiring a Central Monitor Assistant in Bangalore, offering an excellent opportunity for professionals seeking growth in Clinical Research Jobs. Read the full post Story 14 | 14 Jul 2026 | B.Sc IQVIA Hiring in Bengaluru | Apply For Life Sciences Jobs Life Sciences Jobs | IQVIA Hiring in Bengaluru | Apply Now Looking for Life Sciences Jobs with a global leader in healthcare intelligence? IQVIA Careers is hiring for the position of Clin Process Coord in Bengaluru, India. This hybrid, full-time opportunity is ideal for life. Read the full post Story 15 | 14 Jul 2026 | B.Sc Clinical Research Job At ICON plc | Openings at Multiple Locations Clinical Research Job at ICON Are you searching for a Clinical Research Job in Clinical Data Management? ICON Strategic Solutions (FSP) is hiring for the position of CDC II in Bangalore, Chennai, Trivandrum, and Bengaluru. This hybrid opportunity is ideal for candidates with a. Read the full post Story 16 | 14 Jul 2026 | B.Sc Hybrid Clinical Research Job at IQVIA | Apply Online Here Hybrid Clinical Research Job at IQVIA If you are searching for a Hybrid Clinical Research Job with a globally recognised organisation, this IQVIA career opportunity could be the right fit. IQVIA is hiring for the position of Clin Process Assoc/ Sr Clin Process Assoc in Kolkata,. Read the full post Story 17 | 14 Jul 2026 | Jobs Cipla Hiring Microbiology Professionals! Apply Online Now Microbiology Job at Cipla Looking for an exciting Microbiology Job in the pharmaceutical industry? Cipla is hiring a Team Member - Microbiology at its Baddi manufacturing facility in Himachal Pradesh. This opportunity is ideal for M.Sc. Microbiology graduates with laboratory. Read the full post Story 18 | 14 Jul 2026 | B.Sc ICON Careers 2026: Clinical Data Science Associate | Apply Now Life Sciences Jobs at ICON Careers | Clinical Research Jobs - Clinical Data Science Associate Are you searching for Life Sciences Jobs, exploring ICON Careers, or aiming to grow in Clinical Research Jobs in India? ICON plc is hiring a Clinical Data Science Associate for its. Read the full post Story 19 | 14 Jul 2026 | Career Advice QA/QC Jobs for Biotechnology Freshers: Salary, Skills &amp; Interview QA/QC Jobs for Biotechnology Freshers: Salary, Skills &amp; Interview In the world of science, there are a few hidden and unsung superheroes. One of them is the Quality Control (QC) &amp; Quality Assurance (QA) professionals who work to ensure that every drug that reaches us is safe.. Read the full post</w:t>
-      </w:r>
-    </w:p>
-    <w:p>
-      <w:pPr>
-        <w:pBdr>
-          <w:bottom w:val="single" w:sz="6" w:space="6" w:color="A6A6A6"/>
-        </w:pBdr>
-      </w:pPr>
-    </w:p>
-    <w:p/>
-    <w:p>
-      <w:pPr>
-        <w:spacing w:after="60"/>
-      </w:pPr>
-      <w:r>
-        <w:rPr>
-          <w:rFonts w:ascii="Times New Roman" w:hAnsi="Times New Roman"/>
-          <w:b/>
-          <w:sz w:val="26"/>
-        </w:rPr>
-        <w:t>3. ISRO successfully carries out tests of Gaganyaan crew module systems - Manorama Yearbook</w:t>
-      </w:r>
-    </w:p>
-    <w:p>
-      <w:pPr>
-        <w:spacing w:after="80"/>
-        <w:jc w:val="left"/>
-      </w:pPr>
-      <w:hyperlink r:id="rId15">
-        <w:r>
-          <w:rPr>
-            <w:color w:val="0000FF"/>
-            <w:u w:val="single"/>
-          </w:rPr>
-          <w:t>Read more</w:t>
-        </w:r>
-      </w:hyperlink>
-    </w:p>
-    <w:p>
-      <w:pPr>
-        <w:spacing w:after="120"/>
-        <w:jc w:val="center"/>
-      </w:pPr>
-      <w:r>
-        <w:drawing>
-          <wp:inline xmlns:a="http://schemas.openxmlformats.org/drawingml/2006/main" xmlns:pic="http://schemas.openxmlformats.org/drawingml/2006/picture">
-            <wp:extent cx="4389120" cy="2194560"/>
-            <wp:docPr id="4" name="Picture 4"/>
             <wp:cNvGraphicFramePr>
               <a:graphicFrameLocks noChangeAspect="1"/>
             </wp:cNvGraphicFramePr>
@@ -332,7 +243,7 @@
                     <pic:cNvPicPr/>
                   </pic:nvPicPr>
                   <pic:blipFill>
-                    <a:blip r:embed="rId16"/>
+                    <a:blip r:embed="rId14"/>
                     <a:stretch>
                       <a:fillRect/>
                     </a:stretch>
@@ -382,7 +293,7 @@
           <w:b/>
           <w:sz w:val="26"/>
         </w:rPr>
-        <w:t>4. Is Gaganyaan mission getting closer to launch? ISRO says 3 crucial tests completed - theweek.in</w:t>
+        <w:t>3. Is Gaganyaan mission getting closer to launch? ISRO says 3 crucial tests completed - theweek.in</w:t>
       </w:r>
     </w:p>
     <w:p>
@@ -390,7 +301,7 @@
         <w:spacing w:after="80"/>
         <w:jc w:val="left"/>
       </w:pPr>
-      <w:hyperlink r:id="rId17">
+      <w:hyperlink r:id="rId15">
         <w:r>
           <w:rPr>
             <w:color w:val="0000FF"/>
@@ -409,7 +320,7 @@
         <w:drawing>
           <wp:inline xmlns:a="http://schemas.openxmlformats.org/drawingml/2006/main" xmlns:pic="http://schemas.openxmlformats.org/drawingml/2006/picture">
             <wp:extent cx="4389120" cy="2468880"/>
-            <wp:docPr id="5" name="Picture 5"/>
+            <wp:docPr id="4" name="Picture 4"/>
             <wp:cNvGraphicFramePr>
               <a:graphicFrameLocks noChangeAspect="1"/>
             </wp:cNvGraphicFramePr>
@@ -421,7 +332,7 @@
                     <pic:cNvPicPr/>
                   </pic:nvPicPr>
                   <pic:blipFill>
-                    <a:blip r:embed="rId18"/>
+                    <a:blip r:embed="rId16"/>
                     <a:stretch>
                       <a:fillRect/>
                     </a:stretch>
@@ -471,7 +382,7 @@
           <w:b/>
           <w:sz w:val="26"/>
         </w:rPr>
-        <w:t>5. NASA Invites Media to Serbia Artemis Accords Signing Ceremony</w:t>
+        <w:t>4. NASA Invites Media to Serbia Artemis Accords Signing Ceremony</w:t>
       </w:r>
     </w:p>
     <w:p>
@@ -479,7 +390,7 @@
         <w:spacing w:after="80"/>
         <w:jc w:val="left"/>
       </w:pPr>
-      <w:hyperlink r:id="rId19">
+      <w:hyperlink r:id="rId17">
         <w:r>
           <w:rPr>
             <w:color w:val="0000FF"/>
@@ -498,7 +409,7 @@
         <w:drawing>
           <wp:inline xmlns:a="http://schemas.openxmlformats.org/drawingml/2006/main" xmlns:pic="http://schemas.openxmlformats.org/drawingml/2006/picture">
             <wp:extent cx="4389120" cy="2926080"/>
-            <wp:docPr id="6" name="Picture 6"/>
+            <wp:docPr id="5" name="Picture 5"/>
             <wp:cNvGraphicFramePr>
               <a:graphicFrameLocks noChangeAspect="1"/>
             </wp:cNvGraphicFramePr>
@@ -510,7 +421,7 @@
                     <pic:cNvPicPr/>
                   </pic:nvPicPr>
                   <pic:blipFill>
-                    <a:blip r:embed="rId20"/>
+                    <a:blip r:embed="rId18"/>
                     <a:stretch>
                       <a:fillRect/>
                     </a:stretch>
@@ -560,7 +471,7 @@
           <w:b/>
           <w:sz w:val="26"/>
         </w:rPr>
-        <w:t>6. NASA Jets Turn Red, White, and Blue</w:t>
+        <w:t>5. NASA Jets Turn Red, White, and Blue</w:t>
       </w:r>
     </w:p>
     <w:p>
@@ -568,7 +479,7 @@
         <w:spacing w:after="80"/>
         <w:jc w:val="left"/>
       </w:pPr>
-      <w:hyperlink r:id="rId21">
+      <w:hyperlink r:id="rId19">
         <w:r>
           <w:rPr>
             <w:color w:val="0000FF"/>
@@ -587,7 +498,7 @@
         <w:drawing>
           <wp:inline xmlns:a="http://schemas.openxmlformats.org/drawingml/2006/main" xmlns:pic="http://schemas.openxmlformats.org/drawingml/2006/picture">
             <wp:extent cx="4389120" cy="2927605"/>
-            <wp:docPr id="7" name="Picture 7"/>
+            <wp:docPr id="6" name="Picture 6"/>
             <wp:cNvGraphicFramePr>
               <a:graphicFrameLocks noChangeAspect="1"/>
             </wp:cNvGraphicFramePr>
@@ -599,7 +510,7 @@
                     <pic:cNvPicPr/>
                   </pic:nvPicPr>
                   <pic:blipFill>
-                    <a:blip r:embed="rId22"/>
+                    <a:blip r:embed="rId20"/>
                     <a:stretch>
                       <a:fillRect/>
                     </a:stretch>
@@ -649,7 +560,7 @@
           <w:b/>
           <w:sz w:val="26"/>
         </w:rPr>
-        <w:t>7. NASA's Roman Telescope Will Spot Distant Black Holes That Shred Stars</w:t>
+        <w:t>6. NASA's Roman Telescope Will Spot Distant Black Holes That Shred Stars</w:t>
       </w:r>
     </w:p>
     <w:p>
@@ -657,7 +568,7 @@
         <w:spacing w:after="80"/>
         <w:jc w:val="left"/>
       </w:pPr>
-      <w:hyperlink r:id="rId23">
+      <w:hyperlink r:id="rId21">
         <w:r>
           <w:rPr>
             <w:color w:val="0000FF"/>
@@ -676,7 +587,7 @@
         <w:drawing>
           <wp:inline xmlns:a="http://schemas.openxmlformats.org/drawingml/2006/main" xmlns:pic="http://schemas.openxmlformats.org/drawingml/2006/picture">
             <wp:extent cx="4389120" cy="2926080"/>
-            <wp:docPr id="8" name="Picture 8"/>
+            <wp:docPr id="7" name="Picture 7"/>
             <wp:cNvGraphicFramePr>
               <a:graphicFrameLocks noChangeAspect="1"/>
             </wp:cNvGraphicFramePr>
@@ -688,7 +599,7 @@
                     <pic:cNvPicPr/>
                   </pic:nvPicPr>
                   <pic:blipFill>
-                    <a:blip r:embed="rId20"/>
+                    <a:blip r:embed="rId18"/>
                     <a:stretch>
                       <a:fillRect/>
                     </a:stretch>
@@ -738,7 +649,96 @@
           <w:b/>
           <w:sz w:val="26"/>
         </w:rPr>
-        <w:t>8. SpaceX launches flight-proven rocket for 600th time, sending Starlink satellites to orbit</w:t>
+        <w:t>7. SpaceX launches flight-proven rocket for 600th time, sending Starlink satellites to orbit</w:t>
+      </w:r>
+    </w:p>
+    <w:p>
+      <w:pPr>
+        <w:spacing w:after="80"/>
+        <w:jc w:val="left"/>
+      </w:pPr>
+      <w:hyperlink r:id="rId22">
+        <w:r>
+          <w:rPr>
+            <w:color w:val="0000FF"/>
+            <w:u w:val="single"/>
+          </w:rPr>
+          <w:t>Read more</w:t>
+        </w:r>
+      </w:hyperlink>
+    </w:p>
+    <w:p>
+      <w:pPr>
+        <w:spacing w:after="120"/>
+        <w:jc w:val="center"/>
+      </w:pPr>
+      <w:r>
+        <w:drawing>
+          <wp:inline xmlns:a="http://schemas.openxmlformats.org/drawingml/2006/main" xmlns:pic="http://schemas.openxmlformats.org/drawingml/2006/picture">
+            <wp:extent cx="4389120" cy="2468880"/>
+            <wp:docPr id="8" name="Picture 8"/>
+            <wp:cNvGraphicFramePr>
+              <a:graphicFrameLocks noChangeAspect="1"/>
+            </wp:cNvGraphicFramePr>
+            <a:graphic>
+              <a:graphicData uri="http://schemas.openxmlformats.org/drawingml/2006/picture">
+                <pic:pic>
+                  <pic:nvPicPr>
+                    <pic:cNvPr id="0" name="image.jpg"/>
+                    <pic:cNvPicPr/>
+                  </pic:nvPicPr>
+                  <pic:blipFill>
+                    <a:blip r:embed="rId23"/>
+                    <a:stretch>
+                      <a:fillRect/>
+                    </a:stretch>
+                  </pic:blipFill>
+                  <pic:spPr>
+                    <a:xfrm>
+                      <a:off x="0" y="0"/>
+                      <a:ext cx="4389120" cy="2468880"/>
+                    </a:xfrm>
+                    <a:prstGeom prst="rect"/>
+                  </pic:spPr>
+                </pic:pic>
+              </a:graphicData>
+            </a:graphic>
+          </wp:inline>
+        </w:drawing>
+      </w:r>
+    </w:p>
+    <w:p>
+      <w:pPr>
+        <w:spacing w:after="120" w:line="276" w:lineRule="auto"/>
+        <w:jc w:val="both"/>
+      </w:pPr>
+      <w:r>
+        <w:rPr>
+          <w:rFonts w:ascii="Times New Roman" w:hAnsi="Times New Roman"/>
+          <w:sz w:val="24"/>
+        </w:rPr>
+        <w:t>Click for next article SpaceX reached a milestone with its latest Starlink launch, sending the satellites into orbit on its 600th flight of a flight-proven booster. The sexacentennial launch came on the second of two Falcon 9 missions that lifted off less than eight hours apart overnight from Monday to Tuesday (July 13 to July 14). The first flight, with Starlink batch 15-14 , launched at 9:28 p.m. EDT (0128 GMT or 6:28 p.m. PDT local time) from Space Launch Complex 4 East at Vandenberg Space Force Base in California. The second flight, with Starlink group 10-45 , followed at 5:10 a.m. EDT (0910 GMT) from Space Launch Complex 40 at Cape Canaveral Space Force Station in Florida. A SpaceX Falcon 9 rocket carrying Starlink satellites launches from Vandenberg Space Force Base in California on July 13, 2026. (Image credit: SpaceX) Both launches successfully deployed their payloads - 27 and 29 Starlink satellites, respectively - into their intended orbits, as confirmed by SpaceX . Previous Booster B0193 missions SDA-T1TL-B | SDA-T1TL-C | Transporter-16 | 11 Starlink missions Both flights also successfully recovered their Falcon 9 first stage boosters. B1093, launched from Florida, completed its 15th flight. B1080, launched from California, achieved its 28th mission. The record for a single Falcon 9 first stage's re-flight stands at 36 launches . The addition of 56 more Starlink satellites to SpaceX's megaconstellation brought the total active number of broadband internet relay units to 10,839, according to tracker Jonathan McDowell . In addition to Tuesday's launch being the 600th launch of a flight-proven Falcon 9 stage, SpaceX now stands at 83 Falcon 9 missions this year to date.</w:t>
+      </w:r>
+    </w:p>
+    <w:p>
+      <w:pPr>
+        <w:pBdr>
+          <w:bottom w:val="single" w:sz="6" w:space="6" w:color="A6A6A6"/>
+        </w:pBdr>
+      </w:pPr>
+    </w:p>
+    <w:p/>
+    <w:p>
+      <w:pPr>
+        <w:spacing w:after="60"/>
+      </w:pPr>
+      <w:r>
+        <w:rPr>
+          <w:rFonts w:ascii="Times New Roman" w:hAnsi="Times New Roman"/>
+          <w:b/>
+          <w:sz w:val="26"/>
+        </w:rPr>
+        <w:t>8. 'Once Upon a Time in Space': How to watch PBS's out-of-this-world astronaut documentary</w:t>
       </w:r>
     </w:p>
     <w:p>
@@ -806,7 +806,7 @@
           <w:rFonts w:ascii="Times New Roman" w:hAnsi="Times New Roman"/>
           <w:sz w:val="24"/>
         </w:rPr>
-        <w:t>Click for next article SpaceX reached a milestone with its latest Starlink launch, sending the satellites into orbit on its 600th flight of a flight-proven booster. The sexacentennial launch came on the second of two Falcon 9 missions that lifted off less than eight hours apart overnight from Monday to Tuesday (July 13 to July 14). The first flight, with Starlink batch 15-14 , launched at 9:28 p.m. EDT (0128 GMT or 6:28 p.m. PDT local time) from Space Launch Complex 4 East at Vandenberg Space Force Base in California. The second flight, with Starlink group 10-45 , followed at 5:10 a.m. EDT (0910 GMT) from Space Launch Complex 40 at Cape Canaveral Space Force Station in Florida. A SpaceX Falcon 9 rocket carrying Starlink satellites launches from Vandenberg Space Force Base in California on July 13, 2026. (Image credit: SpaceX) Both launches successfully deployed their payloads - 27 and 29 Starlink satellites, respectively - into their intended orbits, as confirmed by SpaceX . Previous Booster B0193 missions SDA-T1TL-B | SDA-T1TL-C | Transporter-16 | 11 Starlink missions Both flights also successfully recovered their Falcon 9 first stage boosters. B1093, launched from Florida, completed its 15th flight. B1080, launched from California, achieved its 28th mission. The record for a single Falcon 9 first stage's re-flight stands at 36 launches . The addition of 56 more Starlink satellites to SpaceX's megaconstellation brought the total active number of broadband internet relay units to 10,839, according to tracker Jonathan McDowell . In addition to Tuesday's launch being the 600th launch of a flight-proven Falcon 9 stage, SpaceX now stands at 83 Falcon 9 missions this year to date.</w:t>
+        <w:t>Click for next article Preview - Once Upon a Time in Space - YouTube Watch On As our planet revels in the recent achievements of this spring's Artemis 2 mission and its four astronaut crew members, a new four-part PBS documentary series takes a scrutinizing look at space exploration and its inherent perils and promises. " Once Upon a Time in Space " will be available to watch on PBS (and the PBS app) starting on July 14, 2026 (9pm ET). Directed by James Bluemel and his filmmaking team - the crew behind the award-winning "Once Upon a Time in Northern Ireland" and "Once Upon a Time in Iraq" - "Once Upon a Time in Space" explores the connections between those venturing beyond Earth's gravity and the support staff remaining behind while pioneering souls venture into hostile outer space territory. "'Once Upon a Time in Space' tells the human stories behind one of our most extraordinary endeavors: the exploration of space," states the official synopsis. "Moving beyond scientific achievement, the series examines the personal experiences of astronauts, cosmonauts, ground-based participants, and the loved ones left on Earth. Across four episodes, it traces significant landmarks in spacefaring history, from the birth of the Shuttle and the pioneering Space Station Mir to the rise of commercial spaceflight." "Once Upon a Time in Space" launches on PBS on July 14 (Image credit: PBS/BBC) "Through powerful firsthand testimony and intimate, unseen archival footage, a complex portrait of humanity emerges: one that lays bare both our fragility and boundless curiosity. Accounts of bravery, friendship, and tragedy are told against the backdrop of a rapidly changing world, connecting technical and geopolitical developments to those who experienced them." Here's a schedule of the docuseries' chapters and their slated air dates: Episode 1 "America First" - Tuesday, July 14 - 9:00 p.m. ET Episode 2 "The Russian Thing" - Tuesday, July 21 Episode 3 "Politics Always Wins" - Tuesday, July 28 Episode 4 "Friends Forever" - Tuesday, August 4 This remarkable show features NASA astronauts Charlie Bolden, Anna Lee Fisher, Bill Fisher, Michael Foale, Jerry Linenger, Mike Mullane, Dan Tani, and Terry Virts. They're joined by cosmonauts Sergei Zalyotin and Alexander 'Sasha' Lazutkin, NASA officials, aerospace engineers, and numerous family members. Produced in collaboration with the BBC, "Once Upon a Time in Space" was first broadcast last fall in the UK, but now makes its U.S. premiere at 9:00 p.m. ET on PBS, PBS.org and the PBS app.</w:t>
       </w:r>
     </w:p>
     <w:p>
@@ -827,7 +827,7 @@
           <w:b/>
           <w:sz w:val="26"/>
         </w:rPr>
-        <w:t>9. 'Once Upon a Time in Space': How to watch PBS's out-of-this-world astronaut documentary</w:t>
+        <w:t>9. Photo: Hubble sees crimson cloud and stars</w:t>
       </w:r>
     </w:p>
     <w:p>
@@ -853,7 +853,7 @@
       <w:r>
         <w:drawing>
           <wp:inline xmlns:a="http://schemas.openxmlformats.org/drawingml/2006/main" xmlns:pic="http://schemas.openxmlformats.org/drawingml/2006/picture">
-            <wp:extent cx="4389120" cy="2468880"/>
+            <wp:extent cx="4389120" cy="4389120"/>
             <wp:docPr id="10" name="Picture 10"/>
             <wp:cNvGraphicFramePr>
               <a:graphicFrameLocks noChangeAspect="1"/>
@@ -867,95 +867,6 @@
                   </pic:nvPicPr>
                   <pic:blipFill>
                     <a:blip r:embed="rId27"/>
-                    <a:stretch>
-                      <a:fillRect/>
-                    </a:stretch>
-                  </pic:blipFill>
-                  <pic:spPr>
-                    <a:xfrm>
-                      <a:off x="0" y="0"/>
-                      <a:ext cx="4389120" cy="2468880"/>
-                    </a:xfrm>
-                    <a:prstGeom prst="rect"/>
-                  </pic:spPr>
-                </pic:pic>
-              </a:graphicData>
-            </a:graphic>
-          </wp:inline>
-        </w:drawing>
-      </w:r>
-    </w:p>
-    <w:p>
-      <w:pPr>
-        <w:spacing w:after="120" w:line="276" w:lineRule="auto"/>
-        <w:jc w:val="both"/>
-      </w:pPr>
-      <w:r>
-        <w:rPr>
-          <w:rFonts w:ascii="Times New Roman" w:hAnsi="Times New Roman"/>
-          <w:sz w:val="24"/>
-        </w:rPr>
-        <w:t>Click for next article Preview - Once Upon a Time in Space - YouTube Watch On As our planet revels in the recent achievements of this spring's Artemis 2 mission and its four astronaut crew members, a new four-part PBS documentary series takes a scrutinizing look at space exploration and its inherent perils and promises. " Once Upon a Time in Space " will be available to watch on PBS (and the PBS app) starting on July 14, 2026 (9pm ET). Directed by James Bluemel and his filmmaking team - the crew behind the award-winning "Once Upon a Time in Northern Ireland" and "Once Upon a Time in Iraq" - "Once Upon a Time in Space" explores the connections between those venturing beyond Earth's gravity and the support staff remaining behind while pioneering souls venture into hostile outer space territory. "'Once Upon a Time in Space' tells the human stories behind one of our most extraordinary endeavors: the exploration of space," states the official synopsis. "Moving beyond scientific achievement, the series examines the personal experiences of astronauts, cosmonauts, ground-based participants, and the loved ones left on Earth. Across four episodes, it traces significant landmarks in spacefaring history, from the birth of the Shuttle and the pioneering Space Station Mir to the rise of commercial spaceflight." "Once Upon a Time in Space" launches on PBS on July 14 (Image credit: PBS/BBC) "Through powerful firsthand testimony and intimate, unseen archival footage, a complex portrait of humanity emerges: one that lays bare both our fragility and boundless curiosity. Accounts of bravery, friendship, and tragedy are told against the backdrop of a rapidly changing world, connecting technical and geopolitical developments to those who experienced them." Here's a schedule of the docuseries' chapters and their slated air dates: Episode 1 "America First" - Tuesday, July 14 - 9:00 p.m. ET Episode 2 "The Russian Thing" - Tuesday, July 21 Episode 3 "Politics Always Wins" - Tuesday, July 28 Episode 4 "Friends Forever" - Tuesday, August 4 This remarkable show features NASA astronauts Charlie Bolden, Anna Lee Fisher, Bill Fisher, Michael Foale, Jerry Linenger, Mike Mullane, Dan Tani, and Terry Virts. They're joined by cosmonauts Sergei Zalyotin and Alexander 'Sasha' Lazutkin, NASA officials, aerospace engineers, and numerous family members. Produced in collaboration with the BBC, "Once Upon a Time in Space" was first broadcast last fall in the UK, but now makes its U.S. premiere at 9:00 p.m. ET on PBS, PBS.org and the PBS app.</w:t>
-      </w:r>
-    </w:p>
-    <w:p>
-      <w:pPr>
-        <w:pBdr>
-          <w:bottom w:val="single" w:sz="6" w:space="6" w:color="A6A6A6"/>
-        </w:pBdr>
-      </w:pPr>
-    </w:p>
-    <w:p/>
-    <w:p>
-      <w:pPr>
-        <w:spacing w:after="60"/>
-      </w:pPr>
-      <w:r>
-        <w:rPr>
-          <w:rFonts w:ascii="Times New Roman" w:hAnsi="Times New Roman"/>
-          <w:b/>
-          <w:sz w:val="26"/>
-        </w:rPr>
-        <w:t>10. Photo: Hubble sees crimson cloud and stars</w:t>
-      </w:r>
-    </w:p>
-    <w:p>
-      <w:pPr>
-        <w:spacing w:after="80"/>
-        <w:jc w:val="left"/>
-      </w:pPr>
-      <w:hyperlink r:id="rId28">
-        <w:r>
-          <w:rPr>
-            <w:color w:val="0000FF"/>
-            <w:u w:val="single"/>
-          </w:rPr>
-          <w:t>Read more</w:t>
-        </w:r>
-      </w:hyperlink>
-    </w:p>
-    <w:p>
-      <w:pPr>
-        <w:spacing w:after="120"/>
-        <w:jc w:val="center"/>
-      </w:pPr>
-      <w:r>
-        <w:drawing>
-          <wp:inline xmlns:a="http://schemas.openxmlformats.org/drawingml/2006/main" xmlns:pic="http://schemas.openxmlformats.org/drawingml/2006/picture">
-            <wp:extent cx="4389120" cy="4389120"/>
-            <wp:docPr id="11" name="Picture 11"/>
-            <wp:cNvGraphicFramePr>
-              <a:graphicFrameLocks noChangeAspect="1"/>
-            </wp:cNvGraphicFramePr>
-            <a:graphic>
-              <a:graphicData uri="http://schemas.openxmlformats.org/drawingml/2006/picture">
-                <pic:pic>
-                  <pic:nvPicPr>
-                    <pic:cNvPr id="0" name="image.jpg"/>
-                    <pic:cNvPicPr/>
-                  </pic:nvPicPr>
-                  <pic:blipFill>
-                    <a:blip r:embed="rId29"/>
                     <a:stretch>
                       <a:fillRect/>
                     </a:stretch>

--- a/Space_News_15_07_2026.docx
+++ b/Space_News_15_07_2026.docx
@@ -175,6 +175,46 @@
     </w:p>
     <w:p>
       <w:pPr>
+        <w:spacing w:after="120"/>
+        <w:jc w:val="center"/>
+      </w:pPr>
+      <w:r>
+        <w:drawing>
+          <wp:inline xmlns:a="http://schemas.openxmlformats.org/drawingml/2006/main" xmlns:pic="http://schemas.openxmlformats.org/drawingml/2006/picture">
+            <wp:extent cx="4389120" cy="2468880"/>
+            <wp:docPr id="3" name="Picture 3"/>
+            <wp:cNvGraphicFramePr>
+              <a:graphicFrameLocks noChangeAspect="1"/>
+            </wp:cNvGraphicFramePr>
+            <a:graphic>
+              <a:graphicData uri="http://schemas.openxmlformats.org/drawingml/2006/picture">
+                <pic:pic>
+                  <pic:nvPicPr>
+                    <pic:cNvPr id="0" name="image.jpg"/>
+                    <pic:cNvPicPr/>
+                  </pic:nvPicPr>
+                  <pic:blipFill>
+                    <a:blip r:embed="rId13"/>
+                    <a:stretch>
+                      <a:fillRect/>
+                    </a:stretch>
+                  </pic:blipFill>
+                  <pic:spPr>
+                    <a:xfrm>
+                      <a:off x="0" y="0"/>
+                      <a:ext cx="4389120" cy="2468880"/>
+                    </a:xfrm>
+                    <a:prstGeom prst="rect"/>
+                  </pic:spPr>
+                </pic:pic>
+              </a:graphicData>
+            </a:graphic>
+          </wp:inline>
+        </w:drawing>
+      </w:r>
+    </w:p>
+    <w:p>
+      <w:pPr>
         <w:spacing w:after="120" w:line="276" w:lineRule="auto"/>
         <w:jc w:val="both"/>
       </w:pPr>
@@ -212,7 +252,7 @@
         <w:spacing w:after="80"/>
         <w:jc w:val="left"/>
       </w:pPr>
-      <w:hyperlink r:id="rId13">
+      <w:hyperlink r:id="rId14">
         <w:r>
           <w:rPr>
             <w:color w:val="0000FF"/>
@@ -231,7 +271,7 @@
         <w:drawing>
           <wp:inline xmlns:a="http://schemas.openxmlformats.org/drawingml/2006/main" xmlns:pic="http://schemas.openxmlformats.org/drawingml/2006/picture">
             <wp:extent cx="4389120" cy="2194560"/>
-            <wp:docPr id="3" name="Picture 3"/>
+            <wp:docPr id="4" name="Picture 4"/>
             <wp:cNvGraphicFramePr>
               <a:graphicFrameLocks noChangeAspect="1"/>
             </wp:cNvGraphicFramePr>
@@ -243,7 +283,7 @@
                     <pic:cNvPicPr/>
                   </pic:nvPicPr>
                   <pic:blipFill>
-                    <a:blip r:embed="rId14"/>
+                    <a:blip r:embed="rId15"/>
                     <a:stretch>
                       <a:fillRect/>
                     </a:stretch>
@@ -301,7 +341,7 @@
         <w:spacing w:after="80"/>
         <w:jc w:val="left"/>
       </w:pPr>
-      <w:hyperlink r:id="rId15">
+      <w:hyperlink r:id="rId16">
         <w:r>
           <w:rPr>
             <w:color w:val="0000FF"/>
@@ -320,7 +360,7 @@
         <w:drawing>
           <wp:inline xmlns:a="http://schemas.openxmlformats.org/drawingml/2006/main" xmlns:pic="http://schemas.openxmlformats.org/drawingml/2006/picture">
             <wp:extent cx="4389120" cy="2468880"/>
-            <wp:docPr id="4" name="Picture 4"/>
+            <wp:docPr id="5" name="Picture 5"/>
             <wp:cNvGraphicFramePr>
               <a:graphicFrameLocks noChangeAspect="1"/>
             </wp:cNvGraphicFramePr>
@@ -332,7 +372,7 @@
                     <pic:cNvPicPr/>
                   </pic:nvPicPr>
                   <pic:blipFill>
-                    <a:blip r:embed="rId16"/>
+                    <a:blip r:embed="rId17"/>
                     <a:stretch>
                       <a:fillRect/>
                     </a:stretch>
@@ -390,7 +430,7 @@
         <w:spacing w:after="80"/>
         <w:jc w:val="left"/>
       </w:pPr>
-      <w:hyperlink r:id="rId17">
+      <w:hyperlink r:id="rId18">
         <w:r>
           <w:rPr>
             <w:color w:val="0000FF"/>
@@ -409,7 +449,7 @@
         <w:drawing>
           <wp:inline xmlns:a="http://schemas.openxmlformats.org/drawingml/2006/main" xmlns:pic="http://schemas.openxmlformats.org/drawingml/2006/picture">
             <wp:extent cx="4389120" cy="2926080"/>
-            <wp:docPr id="5" name="Picture 5"/>
+            <wp:docPr id="6" name="Picture 6"/>
             <wp:cNvGraphicFramePr>
               <a:graphicFrameLocks noChangeAspect="1"/>
             </wp:cNvGraphicFramePr>
@@ -421,7 +461,7 @@
                     <pic:cNvPicPr/>
                   </pic:nvPicPr>
                   <pic:blipFill>
-                    <a:blip r:embed="rId18"/>
+                    <a:blip r:embed="rId19"/>
                     <a:stretch>
                       <a:fillRect/>
                     </a:stretch>
@@ -479,7 +519,7 @@
         <w:spacing w:after="80"/>
         <w:jc w:val="left"/>
       </w:pPr>
-      <w:hyperlink r:id="rId19">
+      <w:hyperlink r:id="rId20">
         <w:r>
           <w:rPr>
             <w:color w:val="0000FF"/>
@@ -498,7 +538,7 @@
         <w:drawing>
           <wp:inline xmlns:a="http://schemas.openxmlformats.org/drawingml/2006/main" xmlns:pic="http://schemas.openxmlformats.org/drawingml/2006/picture">
             <wp:extent cx="4389120" cy="2927605"/>
-            <wp:docPr id="6" name="Picture 6"/>
+            <wp:docPr id="7" name="Picture 7"/>
             <wp:cNvGraphicFramePr>
               <a:graphicFrameLocks noChangeAspect="1"/>
             </wp:cNvGraphicFramePr>
@@ -510,7 +550,7 @@
                     <pic:cNvPicPr/>
                   </pic:nvPicPr>
                   <pic:blipFill>
-                    <a:blip r:embed="rId20"/>
+                    <a:blip r:embed="rId21"/>
                     <a:stretch>
                       <a:fillRect/>
                     </a:stretch>
@@ -568,7 +608,7 @@
         <w:spacing w:after="80"/>
         <w:jc w:val="left"/>
       </w:pPr>
-      <w:hyperlink r:id="rId21">
+      <w:hyperlink r:id="rId22">
         <w:r>
           <w:rPr>
             <w:color w:val="0000FF"/>
@@ -587,7 +627,7 @@
         <w:drawing>
           <wp:inline xmlns:a="http://schemas.openxmlformats.org/drawingml/2006/main" xmlns:pic="http://schemas.openxmlformats.org/drawingml/2006/picture">
             <wp:extent cx="4389120" cy="2926080"/>
-            <wp:docPr id="7" name="Picture 7"/>
+            <wp:docPr id="8" name="Picture 8"/>
             <wp:cNvGraphicFramePr>
               <a:graphicFrameLocks noChangeAspect="1"/>
             </wp:cNvGraphicFramePr>
@@ -599,7 +639,7 @@
                     <pic:cNvPicPr/>
                   </pic:nvPicPr>
                   <pic:blipFill>
-                    <a:blip r:embed="rId18"/>
+                    <a:blip r:embed="rId19"/>
                     <a:stretch>
                       <a:fillRect/>
                     </a:stretch>
@@ -657,7 +697,7 @@
         <w:spacing w:after="80"/>
         <w:jc w:val="left"/>
       </w:pPr>
-      <w:hyperlink r:id="rId22">
+      <w:hyperlink r:id="rId23">
         <w:r>
           <w:rPr>
             <w:color w:val="0000FF"/>
@@ -676,7 +716,7 @@
         <w:drawing>
           <wp:inline xmlns:a="http://schemas.openxmlformats.org/drawingml/2006/main" xmlns:pic="http://schemas.openxmlformats.org/drawingml/2006/picture">
             <wp:extent cx="4389120" cy="2468880"/>
-            <wp:docPr id="8" name="Picture 8"/>
+            <wp:docPr id="9" name="Picture 9"/>
             <wp:cNvGraphicFramePr>
               <a:graphicFrameLocks noChangeAspect="1"/>
             </wp:cNvGraphicFramePr>
@@ -688,7 +728,7 @@
                     <pic:cNvPicPr/>
                   </pic:nvPicPr>
                   <pic:blipFill>
-                    <a:blip r:embed="rId23"/>
+                    <a:blip r:embed="rId24"/>
                     <a:stretch>
                       <a:fillRect/>
                     </a:stretch>
@@ -746,7 +786,7 @@
         <w:spacing w:after="80"/>
         <w:jc w:val="left"/>
       </w:pPr>
-      <w:hyperlink r:id="rId24">
+      <w:hyperlink r:id="rId25">
         <w:r>
           <w:rPr>
             <w:color w:val="0000FF"/>
@@ -765,7 +805,7 @@
         <w:drawing>
           <wp:inline xmlns:a="http://schemas.openxmlformats.org/drawingml/2006/main" xmlns:pic="http://schemas.openxmlformats.org/drawingml/2006/picture">
             <wp:extent cx="4389120" cy="2468880"/>
-            <wp:docPr id="9" name="Picture 9"/>
+            <wp:docPr id="10" name="Picture 10"/>
             <wp:cNvGraphicFramePr>
               <a:graphicFrameLocks noChangeAspect="1"/>
             </wp:cNvGraphicFramePr>
@@ -777,7 +817,7 @@
                     <pic:cNvPicPr/>
                   </pic:nvPicPr>
                   <pic:blipFill>
-                    <a:blip r:embed="rId25"/>
+                    <a:blip r:embed="rId26"/>
                     <a:stretch>
                       <a:fillRect/>
                     </a:stretch>
@@ -835,7 +875,7 @@
         <w:spacing w:after="80"/>
         <w:jc w:val="left"/>
       </w:pPr>
-      <w:hyperlink r:id="rId26">
+      <w:hyperlink r:id="rId27">
         <w:r>
           <w:rPr>
             <w:color w:val="0000FF"/>
@@ -854,7 +894,7 @@
         <w:drawing>
           <wp:inline xmlns:a="http://schemas.openxmlformats.org/drawingml/2006/main" xmlns:pic="http://schemas.openxmlformats.org/drawingml/2006/picture">
             <wp:extent cx="4389120" cy="4389120"/>
-            <wp:docPr id="10" name="Picture 10"/>
+            <wp:docPr id="11" name="Picture 11"/>
             <wp:cNvGraphicFramePr>
               <a:graphicFrameLocks noChangeAspect="1"/>
             </wp:cNvGraphicFramePr>
@@ -866,7 +906,7 @@
                     <pic:cNvPicPr/>
                   </pic:nvPicPr>
                   <pic:blipFill>
-                    <a:blip r:embed="rId27"/>
+                    <a:blip r:embed="rId28"/>
                     <a:stretch>
                       <a:fillRect/>
                     </a:stretch>
